--- a/docs/MDOS-User-and-Operations-Manual.docx
+++ b/docs/MDOS-User-and-Operations-Manual.docx
@@ -112,7 +112,20 @@
           <w:sz w:val="18"/>
           <w:szCs w:val="18"/>
         </w:rPr>
-        <w:t xml:space="preserve">Released under the MIT License. Source: github.com/samuelhtampubolon/MDOS</w:t>
+        <w:t xml:space="preserve">Copyright © 2026 Samuel Hasudungan Tampubolon. Released under the MIT License.</w:t>
+      </w:r>
+    </w:p>
+    <w:p>
+      <w:pPr>
+        <w:spacing w:after="80"/>
+      </w:pPr>
+      <w:r>
+        <w:rPr>
+          <w:color w:val="5F5B53"/>
+          <w:sz w:val="18"/>
+          <w:szCs w:val="18"/>
+        </w:rPr>
+        <w:t xml:space="preserve">Source: github.com/samuelhtampubolon/MDOS</w:t>
       </w:r>
     </w:p>
     <w:p>
@@ -15002,24 +15015,7 @@
                 <w:sz w:val="18"/>
                 <w:szCs w:val="18"/>
               </w:rPr>
-              <w:t xml:space="preserve">Optional: replace the GitHub handle in the </w:t>
-            </w:r>
-            <w:r>
-              <w:rPr>
-                <w:rFonts w:ascii="Courier New" w:cs="Courier New" w:eastAsia="Courier New" w:hAnsi="Courier New"/>
-                <w:color w:val="1F1E1B"/>
-                <w:sz w:val="16"/>
-                <w:szCs w:val="16"/>
-                <w:shd w:fill="F3F2EE" w:color="auto" w:val="clear"/>
-              </w:rPr>
-              <w:t xml:space="preserve">LICENSE</w:t>
-            </w:r>
-            <w:r>
-              <w:rPr>
-                <w:sz w:val="18"/>
-                <w:szCs w:val="18"/>
-              </w:rPr>
-              <w:t xml:space="preserve"> copyright line with your legal name</w:t>
+              <w:t xml:space="preserve">Register the copyright (Hak Cipta, program komputer) with DJKI</w:t>
             </w:r>
           </w:p>
         </w:tc>
@@ -15048,7 +15044,7 @@
                 <w:sz w:val="18"/>
                 <w:szCs w:val="18"/>
               </w:rPr>
-              <w:t xml:space="preserve">Repository</w:t>
+              <w:t xml:space="preserve">DJKI online services (dgip.go.id)</w:t>
             </w:r>
           </w:p>
         </w:tc>
@@ -15077,7 +15073,7 @@
                 <w:sz w:val="18"/>
                 <w:szCs w:val="18"/>
               </w:rPr>
-              <w:t xml:space="preserve">Optional</w:t>
+              <w:t xml:space="preserve">To do</w:t>
             </w:r>
           </w:p>
         </w:tc>
@@ -20037,8 +20033,26 @@
   <w:p>
     <w:pPr>
       <w:pStyle w:val="Footer"/>
-      <w:jc w:val="right"/>
+      <w:tabs>
+        <w:tab w:val="right" w:pos="9026"/>
+      </w:tabs>
     </w:pPr>
+    <w:r>
+      <w:rPr>
+        <w:color w:val="5F5B53"/>
+        <w:sz w:val="16"/>
+        <w:szCs w:val="16"/>
+      </w:rPr>
+      <w:t xml:space="preserve">Copyright © 2026 Samuel Hasudungan Tampubolon</w:t>
+    </w:r>
+    <w:r>
+      <w:rPr>
+        <w:color w:val="5F5B53"/>
+        <w:sz w:val="16"/>
+        <w:szCs w:val="16"/>
+      </w:rPr>
+      <w:tab/>
+    </w:r>
     <w:r>
       <w:rPr>
         <w:color w:val="5F5B53"/>
